--- a/小野町_引継ぎ_整理済/17_業務進捗管理/小野町_ペンディング整理と作業順位_20261005.docx
+++ b/小野町_引継ぎ_整理済/17_業務進捗管理/小野町_ペンディング整理と作業順位_20261005.docx
@@ -1502,7 +1502,7 @@
           <w:i w:val="0"/>
           <w:sz w:val="21"/>
         </w:rPr>
-        <w:t>進捗の乖離を測ったところ、高齢者計画は予定より+14.5ポイント、障がい計画は-17.5ポイントでした。</w:t>
+        <w:t>進捗の乖離を測ったところ、高齢者計画は予定より+15.0ポイント、障がい計画は-17.5ポイントでした。</w:t>
       </w:r>
       <w:r>
         <w:rPr>
@@ -18778,7 +18778,7 @@
                 <w:i w:val="0"/>
                 <w:sz w:val="17"/>
               </w:rPr>
-              <w:t>55.3％</w:t>
+              <w:t>55.1％</w:t>
             </w:r>
           </w:p>
         </w:tc>
@@ -18799,7 +18799,7 @@
                 <w:i w:val="0"/>
                 <w:sz w:val="17"/>
               </w:rPr>
-              <w:t>69.8％</w:t>
+              <w:t>70.2％</w:t>
             </w:r>
           </w:p>
         </w:tc>
@@ -18820,7 +18820,7 @@
                 <w:i w:val="0"/>
                 <w:sz w:val="17"/>
               </w:rPr>
-              <w:t>+14.5pt</w:t>
+              <w:t>+15.0pt</w:t>
             </w:r>
           </w:p>
         </w:tc>
@@ -18862,7 +18862,7 @@
                 <w:i w:val="0"/>
                 <w:sz w:val="17"/>
               </w:rPr>
-              <w:t>5件</w:t>
+              <w:t>4件</w:t>
             </w:r>
           </w:p>
         </w:tc>
@@ -19047,7 +19047,7 @@
           <w:i w:val="0"/>
           <w:sz w:val="21"/>
         </w:rPr>
-        <w:t>高齢者計画は予定を+14.5ポイント上回っています。</w:t>
+        <w:t>高齢者計画は予定を+15.0ポイント上回っています。</w:t>
       </w:r>
       <w:r>
         <w:rPr>
@@ -19099,7 +19099,7 @@
           <w:color w:val="1F4D78"/>
           <w:sz w:val="22"/>
         </w:rPr>
-        <w:t>高齢者計画（9件）</w:t>
+        <w:t>高齢者計画（8件）</w:t>
       </w:r>
     </w:p>
     <w:tbl>
@@ -19969,170 +19969,6 @@
                 <w:sz w:val="17"/>
               </w:rPr>
               <w:t>開催日が未定</w:t>
-            </w:r>
-          </w:p>
-        </w:tc>
-      </w:tr>
-      <w:tr>
-        <w:tc>
-          <w:tcPr>
-            <w:tcW w:type="dxa" w:w="510"/>
-            <w:vAlign w:val="center"/>
-          </w:tcPr>
-          <w:p>
-            <w:pPr>
-              <w:spacing w:before="20" w:after="20"/>
-            </w:pPr>
-            <w:r>
-              <w:rPr>
-                <w:rFonts w:ascii="游ゴシック" w:hAnsi="游ゴシック" w:eastAsia="游ゴシック"/>
-                <w:b w:val="0"/>
-                <w:i w:val="0"/>
-                <w:sz w:val="17"/>
-              </w:rPr>
-              <w:t>2-10</w:t>
-            </w:r>
-          </w:p>
-        </w:tc>
-        <w:tc>
-          <w:tcPr>
-            <w:tcW w:type="dxa" w:w="1928"/>
-            <w:vAlign w:val="center"/>
-          </w:tcPr>
-          <w:p>
-            <w:pPr>
-              <w:spacing w:before="20" w:after="20"/>
-            </w:pPr>
-            <w:r>
-              <w:rPr>
-                <w:rFonts w:ascii="游ゴシック" w:hAnsi="游ゴシック" w:eastAsia="游ゴシック"/>
-                <w:b w:val="0"/>
-                <w:i w:val="0"/>
-                <w:sz w:val="17"/>
-              </w:rPr>
-              <w:t>見える化 優先度C分野の出力</w:t>
-            </w:r>
-          </w:p>
-        </w:tc>
-        <w:tc>
-          <w:tcPr>
-            <w:tcW w:type="dxa" w:w="850"/>
-            <w:vAlign w:val="center"/>
-          </w:tcPr>
-          <w:p>
-            <w:pPr>
-              <w:spacing w:before="20" w:after="20"/>
-            </w:pPr>
-            <w:r>
-              <w:rPr>
-                <w:rFonts w:ascii="游ゴシック" w:hAnsi="游ゴシック" w:eastAsia="游ゴシック"/>
-                <w:b w:val="0"/>
-                <w:i w:val="0"/>
-                <w:sz w:val="17"/>
-              </w:rPr>
-              <w:t>受託者</w:t>
-            </w:r>
-          </w:p>
-        </w:tc>
-        <w:tc>
-          <w:tcPr>
-            <w:tcW w:type="dxa" w:w="850"/>
-            <w:vAlign w:val="center"/>
-          </w:tcPr>
-          <w:p>
-            <w:pPr>
-              <w:spacing w:before="20" w:after="20"/>
-            </w:pPr>
-            <w:r>
-              <w:rPr>
-                <w:rFonts w:ascii="游ゴシック" w:hAnsi="游ゴシック" w:eastAsia="游ゴシック"/>
-                <w:b w:val="0"/>
-                <w:i w:val="0"/>
-                <w:sz w:val="17"/>
-              </w:rPr>
-              <w:t>2026-10</w:t>
-            </w:r>
-          </w:p>
-        </w:tc>
-        <w:tc>
-          <w:tcPr>
-            <w:tcW w:type="dxa" w:w="624"/>
-            <w:vAlign w:val="center"/>
-          </w:tcPr>
-          <w:p>
-            <w:pPr>
-              <w:spacing w:before="20" w:after="20"/>
-              <w:jc w:val="right"/>
-            </w:pPr>
-            <w:r>
-              <w:rPr>
-                <w:rFonts w:ascii="游ゴシック" w:hAnsi="游ゴシック" w:eastAsia="游ゴシック"/>
-                <w:b w:val="0"/>
-                <w:i w:val="0"/>
-                <w:sz w:val="17"/>
-              </w:rPr>
-              <w:t>30％</w:t>
-            </w:r>
-          </w:p>
-        </w:tc>
-        <w:tc>
-          <w:tcPr>
-            <w:tcW w:type="dxa" w:w="624"/>
-            <w:vAlign w:val="center"/>
-          </w:tcPr>
-          <w:p>
-            <w:pPr>
-              <w:spacing w:before="20" w:after="20"/>
-              <w:jc w:val="right"/>
-            </w:pPr>
-            <w:r>
-              <w:rPr>
-                <w:rFonts w:ascii="游ゴシック" w:hAnsi="游ゴシック" w:eastAsia="游ゴシック"/>
-                <w:b w:val="0"/>
-                <w:i w:val="0"/>
-                <w:sz w:val="17"/>
-              </w:rPr>
-              <w:t>57％</w:t>
-            </w:r>
-          </w:p>
-        </w:tc>
-        <w:tc>
-          <w:tcPr>
-            <w:tcW w:type="dxa" w:w="1134"/>
-            <w:vAlign w:val="center"/>
-          </w:tcPr>
-          <w:p>
-            <w:pPr>
-              <w:spacing w:before="20" w:after="20"/>
-            </w:pPr>
-            <w:r>
-              <w:rPr>
-                <w:rFonts w:ascii="游ゴシック" w:hAnsi="游ゴシック" w:eastAsia="游ゴシック"/>
-                <w:b w:val="0"/>
-                <w:i w:val="0"/>
-                <w:sz w:val="17"/>
-              </w:rPr>
-              <w:t>遅れ</w:t>
-            </w:r>
-          </w:p>
-        </w:tc>
-        <w:tc>
-          <w:tcPr>
-            <w:tcW w:type="dxa" w:w="3231"/>
-            <w:vAlign w:val="center"/>
-          </w:tcPr>
-          <w:p>
-            <w:pPr>
-              <w:spacing w:before="20" w:after="20"/>
-            </w:pPr>
-            <w:r>
-              <w:rPr>
-                <w:rFonts w:ascii="游ゴシック" w:hAnsi="游ゴシック" w:eastAsia="游ゴシック"/>
-                <w:b/>
-                <w:i w:val="0"/>
-                <w:sz w:val="17"/>
-              </w:rPr>
-              <w:t>残るのは医療提供体制・リハビリ提供体制の出力。見える化システムへのアクセスは確保できている（9月28日に推計が通った）</w:t>
             </w:r>
           </w:p>
         </w:tc>

--- a/小野町_引継ぎ_整理済/17_業務進捗管理/小野町_ペンディング整理と作業順位_20261005.docx
+++ b/小野町_引継ぎ_整理済/17_業務進捗管理/小野町_ペンディング整理と作業順位_20261005.docx
@@ -1479,7 +1479,7 @@
           <w:i w:val="0"/>
           <w:sz w:val="21"/>
         </w:rPr>
-        <w:t>町・国・県の回答を待たずに進められる作業は15件・41.0時間分あり、うち7件（15.0時間）が令和8年10月5日までに済んでいます。</w:t>
+        <w:t>町・国・県の回答を待たずに進められる作業は15件・41.0時間分あり、うち10件（23.0時間）が令和8年10月5日までに済んでいます。</w:t>
       </w:r>
       <w:r>
         <w:rPr>
@@ -1488,7 +1488,7 @@
           <w:i w:val="0"/>
           <w:sz w:val="21"/>
         </w:rPr>
-        <w:t>令和8年10月6日は残り8件のうち3件（8.0時間）に着手します。</w:t>
+        <w:t>令和8年10月6日は残り5件のうち2件（6.0時間）に着手します。</w:t>
       </w:r>
     </w:p>
     <w:p>
@@ -1502,7 +1502,7 @@
           <w:i w:val="0"/>
           <w:sz w:val="21"/>
         </w:rPr>
-        <w:t>進捗の乖離を測ったところ、高齢者計画は予定より+15.0ポイント、障がい計画は-17.5ポイントでした。</w:t>
+        <w:t>進捗の乖離を測ったところ、高齢者計画は予定より+15.4ポイント、障がい計画は-17.5ポイントでした。</w:t>
       </w:r>
       <w:r>
         <w:rPr>
@@ -3347,7 +3347,7 @@
                 <w:i w:val="0"/>
                 <w:sz w:val="17"/>
               </w:rPr>
-              <w:t>令和9年2月下旬の校了は動かせないため、12月までに印刷を発注する必要がある</w:t>
+              <w:t>令和9年2月下旬の校了は動かせない。逆算では発注は2月中旬まで待てるが、年度末は印刷が集中するため1月中に押さえる必要がある</w:t>
             </w:r>
           </w:p>
         </w:tc>
@@ -5495,7 +5495,7 @@
                 <w:i w:val="0"/>
                 <w:sz w:val="17"/>
               </w:rPr>
-              <w:t>サービス単価。当方は令和7年度で固定しているため、実績の趨勢（年率＋1.13％）で置くと標準給付費が3.43％・保険料が月額211円上がる</w:t>
+              <w:t>サービス単価。当方は令和7年度で固定しているため、実績の趨勢（年率＋1.13％）で置くと標準給付費が3.43％・保険料が月額195円上がる</w:t>
             </w:r>
           </w:p>
         </w:tc>
@@ -18757,7 +18757,7 @@
                 <w:i w:val="0"/>
                 <w:sz w:val="17"/>
               </w:rPr>
-              <w:t>76</w:t>
+              <w:t>77</w:t>
             </w:r>
           </w:p>
         </w:tc>
@@ -18778,7 +18778,7 @@
                 <w:i w:val="0"/>
                 <w:sz w:val="17"/>
               </w:rPr>
-              <w:t>55.1％</w:t>
+              <w:t>54.9％</w:t>
             </w:r>
           </w:p>
         </w:tc>
@@ -18799,7 +18799,7 @@
                 <w:i w:val="0"/>
                 <w:sz w:val="17"/>
               </w:rPr>
-              <w:t>70.2％</w:t>
+              <w:t>70.3％</w:t>
             </w:r>
           </w:p>
         </w:tc>
@@ -18820,7 +18820,7 @@
                 <w:i w:val="0"/>
                 <w:sz w:val="17"/>
               </w:rPr>
-              <w:t>+15.0pt</w:t>
+              <w:t>+15.4pt</w:t>
             </w:r>
           </w:p>
         </w:tc>
@@ -19047,7 +19047,7 @@
           <w:i w:val="0"/>
           <w:sz w:val="21"/>
         </w:rPr>
-        <w:t>高齢者計画は予定を+15.0ポイント上回っています。</w:t>
+        <w:t>高齢者計画は予定を+15.4ポイント上回っています。</w:t>
       </w:r>
       <w:r>
         <w:rPr>
@@ -23273,7 +23273,7 @@
           <w:i w:val="0"/>
           <w:sz w:val="21"/>
         </w:rPr>
-        <w:t>うち7件・15.0時間は令和8年10月5日までに済みました。</w:t>
+        <w:t>うち10件・23.0時間は令和8年10月5日までに済みました。</w:t>
       </w:r>
       <w:r>
         <w:rPr>
@@ -24369,7 +24369,7 @@
                 <w:i w:val="0"/>
                 <w:sz w:val="17"/>
               </w:rPr>
-              <w:t>（報酬改定のない年でも年率＋1.09％、改定のあった令和6年度は＋1.25％）。単価を令和7年度で固定している当方の置き方は過小側であり、実績の趨勢で置くと保険料が月額211円上がる。</w:t>
+              <w:t>（報酬改定のない年でも年率＋1.09％、改定のあった令和6年度は＋1.25％）。単価を令和7年度で固定している当方の置き方は過小側であり、実績の趨勢（連鎖ラスパイレス指数で年率＋1.13％）で置くと保険料が月額195円上がる。</w:t>
             </w:r>
             <w:r>
               <w:rPr>
@@ -24692,7 +24692,7 @@
                 <w:i w:val="0"/>
                 <w:sz w:val="17"/>
               </w:rPr>
-              <w:t>10月6日（火）</w:t>
+              <w:t>10月5日（月）</w:t>
             </w:r>
           </w:p>
         </w:tc>
@@ -24708,11 +24708,11 @@
             <w:r>
               <w:rPr>
                 <w:rFonts w:ascii="游ゴシック" w:hAnsi="游ゴシック" w:eastAsia="游ゴシック"/>
-                <w:b w:val="0"/>
-                <w:i w:val="0"/>
-                <w:sz w:val="17"/>
-              </w:rPr>
-              <w:t>未着手</w:t>
+                <w:b/>
+                <w:i w:val="0"/>
+                <w:sz w:val="17"/>
+              </w:rPr>
+              <w:t>完了（10月5日（月））</w:t>
             </w:r>
           </w:p>
         </w:tc>
@@ -24824,7 +24824,7 @@
                 <w:i w:val="0"/>
                 <w:sz w:val="17"/>
               </w:rPr>
-              <w:t>10月6日（火）</w:t>
+              <w:t>10月5日（月）</w:t>
             </w:r>
           </w:p>
         </w:tc>
@@ -24840,11 +24840,11 @@
             <w:r>
               <w:rPr>
                 <w:rFonts w:ascii="游ゴシック" w:hAnsi="游ゴシック" w:eastAsia="游ゴシック"/>
-                <w:b w:val="0"/>
-                <w:i w:val="0"/>
-                <w:sz w:val="17"/>
-              </w:rPr>
-              <w:t>未着手</w:t>
+                <w:b/>
+                <w:i w:val="0"/>
+                <w:sz w:val="17"/>
+              </w:rPr>
+              <w:t>完了（10月5日（月））</w:t>
             </w:r>
           </w:p>
         </w:tc>
@@ -24915,7 +24915,7 @@
                 <w:i w:val="0"/>
                 <w:sz w:val="17"/>
               </w:rPr>
-              <w:t>12月までに発注しないと令和9年2月下旬の校了に間に合わない</w:t>
+              <w:t>年度末は印刷が集中するため、1月中に業者を押さえる必要がある</w:t>
             </w:r>
           </w:p>
         </w:tc>
@@ -24956,7 +24956,7 @@
                 <w:i w:val="0"/>
                 <w:sz w:val="17"/>
               </w:rPr>
-              <w:t>10月6日（火）</w:t>
+              <w:t>10月5日（月）</w:t>
             </w:r>
           </w:p>
         </w:tc>
@@ -24972,11 +24972,11 @@
             <w:r>
               <w:rPr>
                 <w:rFonts w:ascii="游ゴシック" w:hAnsi="游ゴシック" w:eastAsia="游ゴシック"/>
-                <w:b w:val="0"/>
-                <w:i w:val="0"/>
-                <w:sz w:val="17"/>
-              </w:rPr>
-              <w:t>未着手</w:t>
+                <w:b/>
+                <w:i w:val="0"/>
+                <w:sz w:val="17"/>
+              </w:rPr>
+              <w:t>完了（10月5日（月））</w:t>
             </w:r>
           </w:p>
         </w:tc>
@@ -25088,7 +25088,7 @@
                 <w:i w:val="0"/>
                 <w:sz w:val="17"/>
               </w:rPr>
-              <w:t>10月7日（水）</w:t>
+              <w:t>10月6日（火）</w:t>
             </w:r>
           </w:p>
         </w:tc>
@@ -25220,7 +25220,7 @@
                 <w:i w:val="0"/>
                 <w:sz w:val="17"/>
               </w:rPr>
-              <w:t>10月7日（水）</w:t>
+              <w:t>10月6日（火）</w:t>
             </w:r>
           </w:p>
         </w:tc>
@@ -25352,7 +25352,7 @@
                 <w:i w:val="0"/>
                 <w:sz w:val="17"/>
               </w:rPr>
-              <w:t>10月8日（木）</w:t>
+              <w:t>10月7日（水）</w:t>
             </w:r>
           </w:p>
         </w:tc>
@@ -25484,7 +25484,7 @@
                 <w:i w:val="0"/>
                 <w:sz w:val="17"/>
               </w:rPr>
-              <w:t>10月8日（木）</w:t>
+              <w:t>10月7日（水）</w:t>
             </w:r>
           </w:p>
         </w:tc>
@@ -25562,7 +25562,7 @@
           <w:i w:val="0"/>
           <w:sz w:val="21"/>
         </w:rPr>
-        <w:t>3件・8.0時間。いずれも外部の回答を要しません。</w:t>
+        <w:t>2件・6.0時間。いずれも外部の回答を要しません。</w:t>
       </w:r>
       <w:r>
         <w:rPr>
@@ -25787,7 +25787,7 @@
                 <w:i w:val="0"/>
                 <w:sz w:val="17"/>
               </w:rPr>
-              <w:t>T7</w:t>
+              <w:t>T9</w:t>
             </w:r>
           </w:p>
         </w:tc>
@@ -25807,7 +25807,7 @@
                 <w:i w:val="0"/>
                 <w:sz w:val="17"/>
               </w:rPr>
-              <w:t>成果品②（サービス見込量推計結果報告書）の仕上げ</w:t>
+              <w:t>協議会 第2回の資料の骨格</w:t>
             </w:r>
           </w:p>
         </w:tc>
@@ -25848,25 +25848,16 @@
                 <w:i w:val="0"/>
                 <w:sz w:val="17"/>
               </w:rPr>
-              <w:t>算定は9月25日に確定しており、あとは報告書に落とすだけ。</w:t>
-            </w:r>
-            <w:r>
-              <w:rPr>
-                <w:rFonts w:ascii="游ゴシック" w:hAnsi="游ゴシック" w:eastAsia="游ゴシック"/>
-                <w:b w:val="0"/>
-                <w:i w:val="0"/>
-                <w:sz w:val="17"/>
-              </w:rPr>
-              <w:t>報酬改定率と第1号被保険者負担割合は未確定だが、10月5日に作った単価の感度分析（月額＋208円）を注記に使えば、</w:t>
-            </w:r>
-            <w:r>
-              <w:rPr>
-                <w:rFonts w:ascii="游ゴシック" w:hAnsi="游ゴシック" w:eastAsia="游ゴシック"/>
-                <w:b/>
-                <w:i w:val="0"/>
-                <w:sz w:val="17"/>
-              </w:rPr>
-              <w:t>確定を待たずに成果品②を仕上げられる</w:t>
+              <w:t>骨子案・見込量・保険料の2案・成果指標案がそろっている。</w:t>
+            </w:r>
+            <w:r>
+              <w:rPr>
+                <w:rFonts w:ascii="游ゴシック" w:hAnsi="游ゴシック" w:eastAsia="游ゴシック"/>
+                <w:b w:val="0"/>
+                <w:i w:val="0"/>
+                <w:sz w:val="17"/>
+              </w:rPr>
+              <w:t>11月開催であり、開催日が決まってから作り始めると間に合わない</w:t>
             </w:r>
           </w:p>
         </w:tc>
@@ -25909,7 +25900,7 @@
                 <w:i w:val="0"/>
                 <w:sz w:val="17"/>
               </w:rPr>
-              <w:t>T8</w:t>
+              <w:t>T11</w:t>
             </w:r>
           </w:p>
         </w:tc>
@@ -25929,7 +25920,7 @@
                 <w:i w:val="0"/>
                 <w:sz w:val="17"/>
               </w:rPr>
-              <w:t>骨子案を素案の6章構成に合わせる（第4版）</w:t>
+              <w:t>概要版（8頁）のページ割りと図の割付</w:t>
             </w:r>
           </w:p>
         </w:tc>
@@ -25950,7 +25941,7 @@
                 <w:i w:val="0"/>
                 <w:sz w:val="17"/>
               </w:rPr>
-              <w:t>2.5</w:t>
+              <w:t>2.0</w:t>
             </w:r>
           </w:p>
         </w:tc>
@@ -25970,147 +25961,16 @@
                 <w:i w:val="0"/>
                 <w:sz w:val="17"/>
               </w:rPr>
-              <w:t>素案の章立てが9月29日に確定し、10月4日に第8版まで出ている。</w:t>
-            </w:r>
-            <w:r>
-              <w:rPr>
-                <w:rFonts w:ascii="游ゴシック" w:hAnsi="游ゴシック" w:eastAsia="游ゴシック"/>
-                <w:b w:val="0"/>
-                <w:i w:val="0"/>
-                <w:sz w:val="17"/>
-              </w:rPr>
-              <w:t>骨子案は第3版のままで5章構成であり、</w:t>
-            </w:r>
-            <w:r>
-              <w:rPr>
-                <w:rFonts w:ascii="游ゴシック" w:hAnsi="游ゴシック" w:eastAsia="游ゴシック"/>
-                <w:b/>
-                <w:i w:val="0"/>
-                <w:sz w:val="17"/>
-              </w:rPr>
-              <w:t>協議会第2回で両方を配ると齟齬が出る</w:t>
-            </w:r>
-          </w:p>
-        </w:tc>
-      </w:tr>
-      <w:tr>
-        <w:tc>
-          <w:tcPr>
-            <w:tcW w:type="dxa" w:w="510"/>
-            <w:vAlign w:val="center"/>
-          </w:tcPr>
-          <w:p>
-            <w:pPr>
-              <w:spacing w:before="20" w:after="20"/>
-              <w:jc w:val="right"/>
-            </w:pPr>
-            <w:r>
-              <w:rPr>
-                <w:rFonts w:ascii="游ゴシック" w:hAnsi="游ゴシック" w:eastAsia="游ゴシック"/>
-                <w:b w:val="0"/>
-                <w:i w:val="0"/>
-                <w:sz w:val="17"/>
-              </w:rPr>
-              <w:t>3</w:t>
-            </w:r>
-          </w:p>
-        </w:tc>
-        <w:tc>
-          <w:tcPr>
-            <w:tcW w:type="dxa" w:w="567"/>
-            <w:vAlign w:val="center"/>
-          </w:tcPr>
-          <w:p>
-            <w:pPr>
-              <w:spacing w:before="20" w:after="20"/>
-            </w:pPr>
-            <w:r>
-              <w:rPr>
-                <w:rFonts w:ascii="游ゴシック" w:hAnsi="游ゴシック" w:eastAsia="游ゴシック"/>
-                <w:b w:val="0"/>
-                <w:i w:val="0"/>
-                <w:sz w:val="17"/>
-              </w:rPr>
-              <w:t>T13</w:t>
-            </w:r>
-          </w:p>
-        </w:tc>
-        <w:tc>
-          <w:tcPr>
-            <w:tcW w:type="dxa" w:w="2268"/>
-            <w:vAlign w:val="center"/>
-          </w:tcPr>
-          <w:p>
-            <w:pPr>
-              <w:spacing w:before="20" w:after="20"/>
-            </w:pPr>
-            <w:r>
-              <w:rPr>
-                <w:rFonts w:ascii="游ゴシック" w:hAnsi="游ゴシック" w:eastAsia="游ゴシック"/>
-                <w:b w:val="0"/>
-                <w:i w:val="0"/>
-                <w:sz w:val="17"/>
-              </w:rPr>
-              <w:t>印刷の仕様書と見積依頼の様式</w:t>
-            </w:r>
-          </w:p>
-        </w:tc>
-        <w:tc>
-          <w:tcPr>
-            <w:tcW w:type="dxa" w:w="680"/>
-            <w:vAlign w:val="center"/>
-          </w:tcPr>
-          <w:p>
-            <w:pPr>
-              <w:spacing w:before="20" w:after="20"/>
-              <w:jc w:val="right"/>
-            </w:pPr>
-            <w:r>
-              <w:rPr>
-                <w:rFonts w:ascii="游ゴシック" w:hAnsi="游ゴシック" w:eastAsia="游ゴシック"/>
-                <w:b w:val="0"/>
-                <w:i w:val="0"/>
-                <w:sz w:val="17"/>
-              </w:rPr>
-              <w:t>1.5</w:t>
-            </w:r>
-          </w:p>
-        </w:tc>
-        <w:tc>
-          <w:tcPr>
-            <w:tcW w:type="dxa" w:w="5726"/>
-            <w:vAlign w:val="center"/>
-          </w:tcPr>
-          <w:p>
-            <w:pPr>
-              <w:spacing w:before="20" w:after="20"/>
-            </w:pPr>
-            <w:r>
-              <w:rPr>
-                <w:rFonts w:ascii="游ゴシック" w:hAnsi="游ゴシック" w:eastAsia="游ゴシック"/>
-                <w:b/>
-                <w:i w:val="0"/>
-                <w:sz w:val="17"/>
-              </w:rPr>
-              <w:t>成果品⑤⑥の仕様は仕様書に確定している。</w:t>
-            </w:r>
-            <w:r>
-              <w:rPr>
-                <w:rFonts w:ascii="游ゴシック" w:hAnsi="游ゴシック" w:eastAsia="游ゴシック"/>
-                <w:b/>
-                <w:i w:val="0"/>
-                <w:sz w:val="17"/>
-              </w:rPr>
-              <w:t>12月までに発注しないと令和9年2月下旬の校了に間に合わない</w:t>
-            </w:r>
-            <w:r>
-              <w:rPr>
-                <w:rFonts w:ascii="游ゴシック" w:hAnsi="游ゴシック" w:eastAsia="游ゴシック"/>
-                <w:b w:val="0"/>
-                <w:i w:val="0"/>
-                <w:sz w:val="17"/>
-              </w:rPr>
-              <w:t>（工程変更協議資料 第2版の逆算）</w:t>
+              <w:t>構成案は作成済みで、素案の図が5点そろった。</w:t>
+            </w:r>
+            <w:r>
+              <w:rPr>
+                <w:rFonts w:ascii="游ゴシック" w:hAnsi="游ゴシック" w:eastAsia="游ゴシック"/>
+                <w:b w:val="0"/>
+                <w:i w:val="0"/>
+                <w:sz w:val="17"/>
+              </w:rPr>
+              <w:t>図の割付を先にやっておくと、素案の図を作るときに使い回せる</w:t>
             </w:r>
           </w:p>
         </w:tc>
@@ -26299,7 +26159,7 @@
                 <w:i w:val="0"/>
                 <w:sz w:val="17"/>
               </w:rPr>
-              <w:t>10月2日（金）</w:t>
+              <w:t>10月5日（月）</w:t>
             </w:r>
           </w:p>
         </w:tc>
@@ -26340,7 +26200,7 @@
                 <w:i w:val="0"/>
                 <w:sz w:val="17"/>
               </w:rPr>
-              <w:t>T15</w:t>
+              <w:t>T2</w:t>
             </w:r>
           </w:p>
         </w:tc>
@@ -26360,7 +26220,7 @@
                 <w:i w:val="0"/>
                 <w:sz w:val="17"/>
               </w:rPr>
-              <w:t>工程変更協議資料の改訂（高齢者・障がい）</w:t>
+              <w:t>素案 第5章の各施策の記載を5項目にそろえる</w:t>
             </w:r>
           </w:p>
         </w:tc>
@@ -26381,7 +26241,7 @@
                 <w:i w:val="0"/>
                 <w:sz w:val="17"/>
               </w:rPr>
-              <w:t>3.0</w:t>
+              <w:t>4.0</w:t>
             </w:r>
           </w:p>
         </w:tc>
@@ -26403,7 +26263,7 @@
                 <w:i w:val="0"/>
                 <w:sz w:val="17"/>
               </w:rPr>
-              <w:t>10月2日（金）</w:t>
+              <w:t>10月5日（月）</w:t>
             </w:r>
           </w:p>
         </w:tc>
@@ -26444,7 +26304,7 @@
                 <w:i w:val="0"/>
                 <w:sz w:val="17"/>
               </w:rPr>
-              <w:t>T1</w:t>
+              <w:t>T10</w:t>
             </w:r>
           </w:p>
         </w:tc>
@@ -26464,7 +26324,7 @@
                 <w:i w:val="0"/>
                 <w:sz w:val="17"/>
               </w:rPr>
-              <w:t>要介護度の維持・改善率の図の作成</w:t>
+              <w:t>単価の置き方の感度分析の文書化</w:t>
             </w:r>
           </w:p>
         </w:tc>
@@ -26507,7 +26367,7 @@
                 <w:i w:val="0"/>
                 <w:sz w:val="17"/>
               </w:rPr>
-              <w:t>10月2日（金）</w:t>
+              <w:t>10月5日（月）</w:t>
             </w:r>
           </w:p>
         </w:tc>
@@ -26548,7 +26408,7 @@
                 <w:i w:val="0"/>
                 <w:sz w:val="17"/>
               </w:rPr>
-              <w:t>T4</w:t>
+              <w:t>T6</w:t>
             </w:r>
           </w:p>
         </w:tc>
@@ -26568,7 +26428,7 @@
                 <w:i w:val="0"/>
                 <w:sz w:val="17"/>
               </w:rPr>
-              <w:t>中長期（令和22年度）の給付費の見通し</w:t>
+              <w:t>見える化 医療・リハビリの出力依頼（絞り込み）</w:t>
             </w:r>
           </w:p>
         </w:tc>
@@ -26589,7 +26449,7 @@
                 <w:i w:val="0"/>
                 <w:sz w:val="17"/>
               </w:rPr>
-              <w:t>2.5</w:t>
+              <w:t>2.0</w:t>
             </w:r>
           </w:p>
         </w:tc>
@@ -26611,7 +26471,7 @@
                 <w:i w:val="0"/>
                 <w:sz w:val="17"/>
               </w:rPr>
-              <w:t>10月4日（日）</w:t>
+              <w:t>10月5日（月）</w:t>
             </w:r>
           </w:p>
         </w:tc>
@@ -26632,7 +26492,7 @@
                 <w:i w:val="0"/>
                 <w:sz w:val="17"/>
               </w:rPr>
-              <w:t>1</w:t>
+              <w:t>4</w:t>
             </w:r>
           </w:p>
         </w:tc>
@@ -26652,7 +26512,7 @@
                 <w:i w:val="0"/>
                 <w:sz w:val="17"/>
               </w:rPr>
-              <w:t>T3</w:t>
+              <w:t>T7</w:t>
             </w:r>
           </w:p>
         </w:tc>
@@ -26672,7 +26532,7 @@
                 <w:i w:val="0"/>
                 <w:sz w:val="17"/>
               </w:rPr>
-              <w:t>図表番号一覧の作成</w:t>
+              <w:t>成果品②（サービス見込量推計結果報告書）の仕上げ</w:t>
             </w:r>
           </w:p>
         </w:tc>
@@ -26693,7 +26553,7 @@
                 <w:i w:val="0"/>
                 <w:sz w:val="17"/>
               </w:rPr>
-              <w:t>1.5</w:t>
+              <w:t>4.0</w:t>
             </w:r>
           </w:p>
         </w:tc>
@@ -26715,7 +26575,7 @@
                 <w:i w:val="0"/>
                 <w:sz w:val="17"/>
               </w:rPr>
-              <w:t>10月4日（日）</w:t>
+              <w:t>10月5日（月）</w:t>
             </w:r>
           </w:p>
         </w:tc>
@@ -26736,7 +26596,7 @@
                 <w:i w:val="0"/>
                 <w:sz w:val="17"/>
               </w:rPr>
-              <w:t>2</w:t>
+              <w:t>5</w:t>
             </w:r>
           </w:p>
         </w:tc>
@@ -26756,7 +26616,7 @@
                 <w:i w:val="0"/>
                 <w:sz w:val="17"/>
               </w:rPr>
-              <w:t>T5</w:t>
+              <w:t>T8</w:t>
             </w:r>
           </w:p>
         </w:tc>
@@ -26776,7 +26636,7 @@
                 <w:i w:val="0"/>
                 <w:sz w:val="17"/>
               </w:rPr>
-              <w:t>介護保険制度改正の内容の節</w:t>
+              <w:t>骨子案を素案の6章構成に合わせる（第4版）</w:t>
             </w:r>
           </w:p>
         </w:tc>
@@ -26797,7 +26657,7 @@
                 <w:i w:val="0"/>
                 <w:sz w:val="17"/>
               </w:rPr>
-              <w:t>2.0</w:t>
+              <w:t>2.5</w:t>
             </w:r>
           </w:p>
         </w:tc>
@@ -26840,7 +26700,7 @@
                 <w:i w:val="0"/>
                 <w:sz w:val="17"/>
               </w:rPr>
-              <w:t>1</w:t>
+              <w:t>6</w:t>
             </w:r>
           </w:p>
         </w:tc>
@@ -26860,7 +26720,7 @@
                 <w:i w:val="0"/>
                 <w:sz w:val="17"/>
               </w:rPr>
-              <w:t>T2</w:t>
+              <w:t>T13</w:t>
             </w:r>
           </w:p>
         </w:tc>
@@ -26880,7 +26740,7 @@
                 <w:i w:val="0"/>
                 <w:sz w:val="17"/>
               </w:rPr>
-              <w:t>素案 第5章の各施策の記載を5項目にそろえる</w:t>
+              <w:t>印刷の仕様書と見積依頼の様式</w:t>
             </w:r>
           </w:p>
         </w:tc>
@@ -26901,7 +26761,7 @@
                 <w:i w:val="0"/>
                 <w:sz w:val="17"/>
               </w:rPr>
-              <w:t>4.0</w:t>
+              <w:t>1.5</w:t>
             </w:r>
           </w:p>
         </w:tc>
@@ -26923,7 +26783,7 @@
                 <w:i w:val="0"/>
                 <w:sz w:val="17"/>
               </w:rPr>
-              <w:t>10月5日（月）</w:t>
+              <w:t>10月7日（水）</w:t>
             </w:r>
           </w:p>
         </w:tc>
@@ -26944,7 +26804,7 @@
                 <w:i w:val="0"/>
                 <w:sz w:val="17"/>
               </w:rPr>
-              <w:t>2</w:t>
+              <w:t>1</w:t>
             </w:r>
           </w:p>
         </w:tc>
@@ -26964,7 +26824,7 @@
                 <w:i w:val="0"/>
                 <w:sz w:val="17"/>
               </w:rPr>
-              <w:t>T10</w:t>
+              <w:t>T12</w:t>
             </w:r>
           </w:p>
         </w:tc>
@@ -26984,7 +26844,7 @@
                 <w:i w:val="0"/>
                 <w:sz w:val="17"/>
               </w:rPr>
-              <w:t>単価の置き方の感度分析の文書化</w:t>
+              <w:t>障がい計画の素案の改訂（第2版）</w:t>
             </w:r>
           </w:p>
         </w:tc>
@@ -27005,7 +26865,7 @@
                 <w:i w:val="0"/>
                 <w:sz w:val="17"/>
               </w:rPr>
-              <w:t>2.0</w:t>
+              <w:t>6.0</w:t>
             </w:r>
           </w:p>
         </w:tc>
@@ -27027,423 +26887,7 @@
                 <w:i w:val="0"/>
                 <w:sz w:val="17"/>
               </w:rPr>
-              <w:t>10月5日（月）</w:t>
-            </w:r>
-          </w:p>
-        </w:tc>
-        <w:tc>
-          <w:tcPr>
-            <w:tcW w:type="dxa" w:w="510"/>
-            <w:vAlign w:val="center"/>
-          </w:tcPr>
-          <w:p>
-            <w:pPr>
-              <w:spacing w:before="20" w:after="20"/>
-              <w:jc w:val="right"/>
-            </w:pPr>
-            <w:r>
-              <w:rPr>
-                <w:rFonts w:ascii="游ゴシック" w:hAnsi="游ゴシック" w:eastAsia="游ゴシック"/>
-                <w:b w:val="0"/>
-                <w:i w:val="0"/>
-                <w:sz w:val="17"/>
-              </w:rPr>
-              <w:t>3</w:t>
-            </w:r>
-          </w:p>
-        </w:tc>
-        <w:tc>
-          <w:tcPr>
-            <w:tcW w:type="dxa" w:w="567"/>
-            <w:vAlign w:val="center"/>
-          </w:tcPr>
-          <w:p>
-            <w:pPr>
-              <w:spacing w:before="20" w:after="20"/>
-            </w:pPr>
-            <w:r>
-              <w:rPr>
-                <w:rFonts w:ascii="游ゴシック" w:hAnsi="游ゴシック" w:eastAsia="游ゴシック"/>
-                <w:b w:val="0"/>
-                <w:i w:val="0"/>
-                <w:sz w:val="17"/>
-              </w:rPr>
-              <w:t>T6</w:t>
-            </w:r>
-          </w:p>
-        </w:tc>
-        <w:tc>
-          <w:tcPr>
-            <w:tcW w:type="dxa" w:w="6066"/>
-            <w:vAlign w:val="center"/>
-          </w:tcPr>
-          <w:p>
-            <w:pPr>
-              <w:spacing w:before="20" w:after="20"/>
-            </w:pPr>
-            <w:r>
-              <w:rPr>
-                <w:rFonts w:ascii="游ゴシック" w:hAnsi="游ゴシック" w:eastAsia="游ゴシック"/>
-                <w:b w:val="0"/>
-                <w:i w:val="0"/>
-                <w:sz w:val="17"/>
-              </w:rPr>
-              <w:t>見える化 医療・リハビリの出力依頼（絞り込み）</w:t>
-            </w:r>
-          </w:p>
-        </w:tc>
-        <w:tc>
-          <w:tcPr>
-            <w:tcW w:type="dxa" w:w="1247"/>
-            <w:vAlign w:val="center"/>
-          </w:tcPr>
-          <w:p>
-            <w:pPr>
-              <w:spacing w:before="20" w:after="20"/>
-              <w:jc w:val="right"/>
-            </w:pPr>
-            <w:r>
-              <w:rPr>
-                <w:rFonts w:ascii="游ゴシック" w:hAnsi="游ゴシック" w:eastAsia="游ゴシック"/>
-                <w:b w:val="0"/>
-                <w:i w:val="0"/>
-                <w:sz w:val="17"/>
-              </w:rPr>
-              <w:t>2.0</w:t>
-            </w:r>
-          </w:p>
-        </w:tc>
-      </w:tr>
-      <w:tr>
-        <w:tc>
-          <w:tcPr>
-            <w:tcW w:type="dxa" w:w="1361"/>
-            <w:vAlign w:val="center"/>
-          </w:tcPr>
-          <w:p>
-            <w:pPr>
-              <w:spacing w:before="20" w:after="20"/>
-            </w:pPr>
-            <w:r>
-              <w:rPr>
-                <w:rFonts w:ascii="游ゴシック" w:hAnsi="游ゴシック" w:eastAsia="游ゴシック"/>
-                <w:b w:val="0"/>
-                <w:i w:val="0"/>
-                <w:sz w:val="17"/>
-              </w:rPr>
               <w:t>10月7日（水）</w:t>
-            </w:r>
-          </w:p>
-        </w:tc>
-        <w:tc>
-          <w:tcPr>
-            <w:tcW w:type="dxa" w:w="510"/>
-            <w:vAlign w:val="center"/>
-          </w:tcPr>
-          <w:p>
-            <w:pPr>
-              <w:spacing w:before="20" w:after="20"/>
-              <w:jc w:val="right"/>
-            </w:pPr>
-            <w:r>
-              <w:rPr>
-                <w:rFonts w:ascii="游ゴシック" w:hAnsi="游ゴシック" w:eastAsia="游ゴシック"/>
-                <w:b w:val="0"/>
-                <w:i w:val="0"/>
-                <w:sz w:val="17"/>
-              </w:rPr>
-              <w:t>1</w:t>
-            </w:r>
-          </w:p>
-        </w:tc>
-        <w:tc>
-          <w:tcPr>
-            <w:tcW w:type="dxa" w:w="567"/>
-            <w:vAlign w:val="center"/>
-          </w:tcPr>
-          <w:p>
-            <w:pPr>
-              <w:spacing w:before="20" w:after="20"/>
-            </w:pPr>
-            <w:r>
-              <w:rPr>
-                <w:rFonts w:ascii="游ゴシック" w:hAnsi="游ゴシック" w:eastAsia="游ゴシック"/>
-                <w:b w:val="0"/>
-                <w:i w:val="0"/>
-                <w:sz w:val="17"/>
-              </w:rPr>
-              <w:t>T9</w:t>
-            </w:r>
-          </w:p>
-        </w:tc>
-        <w:tc>
-          <w:tcPr>
-            <w:tcW w:type="dxa" w:w="6066"/>
-            <w:vAlign w:val="center"/>
-          </w:tcPr>
-          <w:p>
-            <w:pPr>
-              <w:spacing w:before="20" w:after="20"/>
-            </w:pPr>
-            <w:r>
-              <w:rPr>
-                <w:rFonts w:ascii="游ゴシック" w:hAnsi="游ゴシック" w:eastAsia="游ゴシック"/>
-                <w:b w:val="0"/>
-                <w:i w:val="0"/>
-                <w:sz w:val="17"/>
-              </w:rPr>
-              <w:t>協議会 第2回の資料の骨格</w:t>
-            </w:r>
-          </w:p>
-        </w:tc>
-        <w:tc>
-          <w:tcPr>
-            <w:tcW w:type="dxa" w:w="1247"/>
-            <w:vAlign w:val="center"/>
-          </w:tcPr>
-          <w:p>
-            <w:pPr>
-              <w:spacing w:before="20" w:after="20"/>
-              <w:jc w:val="right"/>
-            </w:pPr>
-            <w:r>
-              <w:rPr>
-                <w:rFonts w:ascii="游ゴシック" w:hAnsi="游ゴシック" w:eastAsia="游ゴシック"/>
-                <w:b w:val="0"/>
-                <w:i w:val="0"/>
-                <w:sz w:val="17"/>
-              </w:rPr>
-              <w:t>4.0</w:t>
-            </w:r>
-          </w:p>
-        </w:tc>
-      </w:tr>
-      <w:tr>
-        <w:tc>
-          <w:tcPr>
-            <w:tcW w:type="dxa" w:w="1361"/>
-            <w:vAlign w:val="center"/>
-          </w:tcPr>
-          <w:p>
-            <w:pPr>
-              <w:spacing w:before="20" w:after="20"/>
-            </w:pPr>
-            <w:r>
-              <w:rPr>
-                <w:rFonts w:ascii="游ゴシック" w:hAnsi="游ゴシック" w:eastAsia="游ゴシック"/>
-                <w:b w:val="0"/>
-                <w:i w:val="0"/>
-                <w:sz w:val="17"/>
-              </w:rPr>
-              <w:t>10月7日（水）</w:t>
-            </w:r>
-          </w:p>
-        </w:tc>
-        <w:tc>
-          <w:tcPr>
-            <w:tcW w:type="dxa" w:w="510"/>
-            <w:vAlign w:val="center"/>
-          </w:tcPr>
-          <w:p>
-            <w:pPr>
-              <w:spacing w:before="20" w:after="20"/>
-              <w:jc w:val="right"/>
-            </w:pPr>
-            <w:r>
-              <w:rPr>
-                <w:rFonts w:ascii="游ゴシック" w:hAnsi="游ゴシック" w:eastAsia="游ゴシック"/>
-                <w:b w:val="0"/>
-                <w:i w:val="0"/>
-                <w:sz w:val="17"/>
-              </w:rPr>
-              <w:t>2</w:t>
-            </w:r>
-          </w:p>
-        </w:tc>
-        <w:tc>
-          <w:tcPr>
-            <w:tcW w:type="dxa" w:w="567"/>
-            <w:vAlign w:val="center"/>
-          </w:tcPr>
-          <w:p>
-            <w:pPr>
-              <w:spacing w:before="20" w:after="20"/>
-            </w:pPr>
-            <w:r>
-              <w:rPr>
-                <w:rFonts w:ascii="游ゴシック" w:hAnsi="游ゴシック" w:eastAsia="游ゴシック"/>
-                <w:b w:val="0"/>
-                <w:i w:val="0"/>
-                <w:sz w:val="17"/>
-              </w:rPr>
-              <w:t>T11</w:t>
-            </w:r>
-          </w:p>
-        </w:tc>
-        <w:tc>
-          <w:tcPr>
-            <w:tcW w:type="dxa" w:w="6066"/>
-            <w:vAlign w:val="center"/>
-          </w:tcPr>
-          <w:p>
-            <w:pPr>
-              <w:spacing w:before="20" w:after="20"/>
-            </w:pPr>
-            <w:r>
-              <w:rPr>
-                <w:rFonts w:ascii="游ゴシック" w:hAnsi="游ゴシック" w:eastAsia="游ゴシック"/>
-                <w:b w:val="0"/>
-                <w:i w:val="0"/>
-                <w:sz w:val="17"/>
-              </w:rPr>
-              <w:t>概要版（8頁）のページ割りと図の割付</w:t>
-            </w:r>
-          </w:p>
-        </w:tc>
-        <w:tc>
-          <w:tcPr>
-            <w:tcW w:type="dxa" w:w="1247"/>
-            <w:vAlign w:val="center"/>
-          </w:tcPr>
-          <w:p>
-            <w:pPr>
-              <w:spacing w:before="20" w:after="20"/>
-              <w:jc w:val="right"/>
-            </w:pPr>
-            <w:r>
-              <w:rPr>
-                <w:rFonts w:ascii="游ゴシック" w:hAnsi="游ゴシック" w:eastAsia="游ゴシック"/>
-                <w:b w:val="0"/>
-                <w:i w:val="0"/>
-                <w:sz w:val="17"/>
-              </w:rPr>
-              <w:t>2.0</w:t>
-            </w:r>
-          </w:p>
-        </w:tc>
-      </w:tr>
-      <w:tr>
-        <w:tc>
-          <w:tcPr>
-            <w:tcW w:type="dxa" w:w="1361"/>
-            <w:vAlign w:val="center"/>
-          </w:tcPr>
-          <w:p>
-            <w:pPr>
-              <w:spacing w:before="20" w:after="20"/>
-            </w:pPr>
-            <w:r>
-              <w:rPr>
-                <w:rFonts w:ascii="游ゴシック" w:hAnsi="游ゴシック" w:eastAsia="游ゴシック"/>
-                <w:b w:val="0"/>
-                <w:i w:val="0"/>
-                <w:sz w:val="17"/>
-              </w:rPr>
-              <w:t>10月8日（木）</w:t>
-            </w:r>
-          </w:p>
-        </w:tc>
-        <w:tc>
-          <w:tcPr>
-            <w:tcW w:type="dxa" w:w="510"/>
-            <w:vAlign w:val="center"/>
-          </w:tcPr>
-          <w:p>
-            <w:pPr>
-              <w:spacing w:before="20" w:after="20"/>
-              <w:jc w:val="right"/>
-            </w:pPr>
-            <w:r>
-              <w:rPr>
-                <w:rFonts w:ascii="游ゴシック" w:hAnsi="游ゴシック" w:eastAsia="游ゴシック"/>
-                <w:b w:val="0"/>
-                <w:i w:val="0"/>
-                <w:sz w:val="17"/>
-              </w:rPr>
-              <w:t>1</w:t>
-            </w:r>
-          </w:p>
-        </w:tc>
-        <w:tc>
-          <w:tcPr>
-            <w:tcW w:type="dxa" w:w="567"/>
-            <w:vAlign w:val="center"/>
-          </w:tcPr>
-          <w:p>
-            <w:pPr>
-              <w:spacing w:before="20" w:after="20"/>
-            </w:pPr>
-            <w:r>
-              <w:rPr>
-                <w:rFonts w:ascii="游ゴシック" w:hAnsi="游ゴシック" w:eastAsia="游ゴシック"/>
-                <w:b w:val="0"/>
-                <w:i w:val="0"/>
-                <w:sz w:val="17"/>
-              </w:rPr>
-              <w:t>T12</w:t>
-            </w:r>
-          </w:p>
-        </w:tc>
-        <w:tc>
-          <w:tcPr>
-            <w:tcW w:type="dxa" w:w="6066"/>
-            <w:vAlign w:val="center"/>
-          </w:tcPr>
-          <w:p>
-            <w:pPr>
-              <w:spacing w:before="20" w:after="20"/>
-            </w:pPr>
-            <w:r>
-              <w:rPr>
-                <w:rFonts w:ascii="游ゴシック" w:hAnsi="游ゴシック" w:eastAsia="游ゴシック"/>
-                <w:b w:val="0"/>
-                <w:i w:val="0"/>
-                <w:sz w:val="17"/>
-              </w:rPr>
-              <w:t>障がい計画の素案の改訂（第2版）</w:t>
-            </w:r>
-          </w:p>
-        </w:tc>
-        <w:tc>
-          <w:tcPr>
-            <w:tcW w:type="dxa" w:w="1247"/>
-            <w:vAlign w:val="center"/>
-          </w:tcPr>
-          <w:p>
-            <w:pPr>
-              <w:spacing w:before="20" w:after="20"/>
-              <w:jc w:val="right"/>
-            </w:pPr>
-            <w:r>
-              <w:rPr>
-                <w:rFonts w:ascii="游ゴシック" w:hAnsi="游ゴシック" w:eastAsia="游ゴシック"/>
-                <w:b w:val="0"/>
-                <w:i w:val="0"/>
-                <w:sz w:val="17"/>
-              </w:rPr>
-              <w:t>6.0</w:t>
-            </w:r>
-          </w:p>
-        </w:tc>
-      </w:tr>
-      <w:tr>
-        <w:tc>
-          <w:tcPr>
-            <w:tcW w:type="dxa" w:w="1361"/>
-            <w:vAlign w:val="center"/>
-          </w:tcPr>
-          <w:p>
-            <w:pPr>
-              <w:spacing w:before="20" w:after="20"/>
-            </w:pPr>
-            <w:r>
-              <w:rPr>
-                <w:rFonts w:ascii="游ゴシック" w:hAnsi="游ゴシック" w:eastAsia="游ゴシック"/>
-                <w:b w:val="0"/>
-                <w:i w:val="0"/>
-                <w:sz w:val="17"/>
-              </w:rPr>
-              <w:t>10月8日（木）</w:t>
             </w:r>
           </w:p>
         </w:tc>
@@ -31201,7 +30645,7 @@
           <w:i w:val="0"/>
           <w:sz w:val="17"/>
         </w:rPr>
-        <w:t>資料：業務進捗管理表（17_業務進捗管理）令和8年10月5日版。高齢者計画のWBS 76作業。</w:t>
+        <w:t>資料：業務進捗管理表（17_業務進捗管理）令和8年10月5日版。高齢者計画のWBS 77作業。</w:t>
       </w:r>
     </w:p>
     <w:sectPr>

--- a/小野町_引継ぎ_整理済/17_業務進捗管理/小野町_ペンディング整理と作業順位_20261005.docx
+++ b/小野町_引継ぎ_整理済/17_業務進捗管理/小野町_ペンディング整理と作業順位_20261005.docx
@@ -1479,7 +1479,7 @@
           <w:i w:val="0"/>
           <w:sz w:val="21"/>
         </w:rPr>
-        <w:t>町・国・県の回答を待たずに進められる作業は15件・41.0時間分あり、うち10件（23.0時間）が令和8年10月5日までに済んでいます。</w:t>
+        <w:t>町・国・県の回答を待たずに進められる作業は15件・41.0時間分あり、うち11件（27.0時間）が令和8年10月5日までに済んでいます。</w:t>
       </w:r>
       <w:r>
         <w:rPr>
@@ -1488,7 +1488,7 @@
           <w:i w:val="0"/>
           <w:sz w:val="21"/>
         </w:rPr>
-        <w:t>令和8年10月6日は残り5件のうち2件（6.0時間）に着手します。</w:t>
+        <w:t>令和8年10月6日は残り4件のうち2件（6.0時間）に着手します。</w:t>
       </w:r>
     </w:p>
     <w:p>
@@ -23273,7 +23273,7 @@
           <w:i w:val="0"/>
           <w:sz w:val="21"/>
         </w:rPr>
-        <w:t>うち10件・23.0時間は令和8年10月5日までに済みました。</w:t>
+        <w:t>うち11件・27.0時間は令和8年10月5日までに済みました。</w:t>
       </w:r>
       <w:r>
         <w:rPr>
@@ -24294,11 +24294,11 @@
             <w:r>
               <w:rPr>
                 <w:rFonts w:ascii="游ゴシック" w:hAnsi="游ゴシック" w:eastAsia="游ゴシック"/>
-                <w:b w:val="0"/>
-                <w:i w:val="0"/>
-                <w:sz w:val="17"/>
-              </w:rPr>
-              <w:t>未着手</w:t>
+                <w:b/>
+                <w:i w:val="0"/>
+                <w:sz w:val="17"/>
+              </w:rPr>
+              <w:t>完了（10月5日（月））</w:t>
             </w:r>
           </w:p>
         </w:tc>
@@ -26138,630 +26138,6 @@
                 <w:sz w:val="17"/>
               </w:rPr>
               <w:t>時間</w:t>
-            </w:r>
-          </w:p>
-        </w:tc>
-      </w:tr>
-      <w:tr>
-        <w:tc>
-          <w:tcPr>
-            <w:tcW w:type="dxa" w:w="1361"/>
-            <w:vAlign w:val="center"/>
-          </w:tcPr>
-          <w:p>
-            <w:pPr>
-              <w:spacing w:before="20" w:after="20"/>
-            </w:pPr>
-            <w:r>
-              <w:rPr>
-                <w:rFonts w:ascii="游ゴシック" w:hAnsi="游ゴシック" w:eastAsia="游ゴシック"/>
-                <w:b w:val="0"/>
-                <w:i w:val="0"/>
-                <w:sz w:val="17"/>
-              </w:rPr>
-              <w:t>10月5日（月）</w:t>
-            </w:r>
-          </w:p>
-        </w:tc>
-        <w:tc>
-          <w:tcPr>
-            <w:tcW w:type="dxa" w:w="510"/>
-            <w:vAlign w:val="center"/>
-          </w:tcPr>
-          <w:p>
-            <w:pPr>
-              <w:spacing w:before="20" w:after="20"/>
-              <w:jc w:val="right"/>
-            </w:pPr>
-            <w:r>
-              <w:rPr>
-                <w:rFonts w:ascii="游ゴシック" w:hAnsi="游ゴシック" w:eastAsia="游ゴシック"/>
-                <w:b w:val="0"/>
-                <w:i w:val="0"/>
-                <w:sz w:val="17"/>
-              </w:rPr>
-              <w:t>1</w:t>
-            </w:r>
-          </w:p>
-        </w:tc>
-        <w:tc>
-          <w:tcPr>
-            <w:tcW w:type="dxa" w:w="567"/>
-            <w:vAlign w:val="center"/>
-          </w:tcPr>
-          <w:p>
-            <w:pPr>
-              <w:spacing w:before="20" w:after="20"/>
-            </w:pPr>
-            <w:r>
-              <w:rPr>
-                <w:rFonts w:ascii="游ゴシック" w:hAnsi="游ゴシック" w:eastAsia="游ゴシック"/>
-                <w:b w:val="0"/>
-                <w:i w:val="0"/>
-                <w:sz w:val="17"/>
-              </w:rPr>
-              <w:t>T2</w:t>
-            </w:r>
-          </w:p>
-        </w:tc>
-        <w:tc>
-          <w:tcPr>
-            <w:tcW w:type="dxa" w:w="6066"/>
-            <w:vAlign w:val="center"/>
-          </w:tcPr>
-          <w:p>
-            <w:pPr>
-              <w:spacing w:before="20" w:after="20"/>
-            </w:pPr>
-            <w:r>
-              <w:rPr>
-                <w:rFonts w:ascii="游ゴシック" w:hAnsi="游ゴシック" w:eastAsia="游ゴシック"/>
-                <w:b w:val="0"/>
-                <w:i w:val="0"/>
-                <w:sz w:val="17"/>
-              </w:rPr>
-              <w:t>素案 第5章の各施策の記載を5項目にそろえる</w:t>
-            </w:r>
-          </w:p>
-        </w:tc>
-        <w:tc>
-          <w:tcPr>
-            <w:tcW w:type="dxa" w:w="1247"/>
-            <w:vAlign w:val="center"/>
-          </w:tcPr>
-          <w:p>
-            <w:pPr>
-              <w:spacing w:before="20" w:after="20"/>
-              <w:jc w:val="right"/>
-            </w:pPr>
-            <w:r>
-              <w:rPr>
-                <w:rFonts w:ascii="游ゴシック" w:hAnsi="游ゴシック" w:eastAsia="游ゴシック"/>
-                <w:b w:val="0"/>
-                <w:i w:val="0"/>
-                <w:sz w:val="17"/>
-              </w:rPr>
-              <w:t>4.0</w:t>
-            </w:r>
-          </w:p>
-        </w:tc>
-      </w:tr>
-      <w:tr>
-        <w:tc>
-          <w:tcPr>
-            <w:tcW w:type="dxa" w:w="1361"/>
-            <w:vAlign w:val="center"/>
-          </w:tcPr>
-          <w:p>
-            <w:pPr>
-              <w:spacing w:before="20" w:after="20"/>
-            </w:pPr>
-            <w:r>
-              <w:rPr>
-                <w:rFonts w:ascii="游ゴシック" w:hAnsi="游ゴシック" w:eastAsia="游ゴシック"/>
-                <w:b w:val="0"/>
-                <w:i w:val="0"/>
-                <w:sz w:val="17"/>
-              </w:rPr>
-              <w:t>10月5日（月）</w:t>
-            </w:r>
-          </w:p>
-        </w:tc>
-        <w:tc>
-          <w:tcPr>
-            <w:tcW w:type="dxa" w:w="510"/>
-            <w:vAlign w:val="center"/>
-          </w:tcPr>
-          <w:p>
-            <w:pPr>
-              <w:spacing w:before="20" w:after="20"/>
-              <w:jc w:val="right"/>
-            </w:pPr>
-            <w:r>
-              <w:rPr>
-                <w:rFonts w:ascii="游ゴシック" w:hAnsi="游ゴシック" w:eastAsia="游ゴシック"/>
-                <w:b w:val="0"/>
-                <w:i w:val="0"/>
-                <w:sz w:val="17"/>
-              </w:rPr>
-              <w:t>2</w:t>
-            </w:r>
-          </w:p>
-        </w:tc>
-        <w:tc>
-          <w:tcPr>
-            <w:tcW w:type="dxa" w:w="567"/>
-            <w:vAlign w:val="center"/>
-          </w:tcPr>
-          <w:p>
-            <w:pPr>
-              <w:spacing w:before="20" w:after="20"/>
-            </w:pPr>
-            <w:r>
-              <w:rPr>
-                <w:rFonts w:ascii="游ゴシック" w:hAnsi="游ゴシック" w:eastAsia="游ゴシック"/>
-                <w:b w:val="0"/>
-                <w:i w:val="0"/>
-                <w:sz w:val="17"/>
-              </w:rPr>
-              <w:t>T10</w:t>
-            </w:r>
-          </w:p>
-        </w:tc>
-        <w:tc>
-          <w:tcPr>
-            <w:tcW w:type="dxa" w:w="6066"/>
-            <w:vAlign w:val="center"/>
-          </w:tcPr>
-          <w:p>
-            <w:pPr>
-              <w:spacing w:before="20" w:after="20"/>
-            </w:pPr>
-            <w:r>
-              <w:rPr>
-                <w:rFonts w:ascii="游ゴシック" w:hAnsi="游ゴシック" w:eastAsia="游ゴシック"/>
-                <w:b w:val="0"/>
-                <w:i w:val="0"/>
-                <w:sz w:val="17"/>
-              </w:rPr>
-              <w:t>単価の置き方の感度分析の文書化</w:t>
-            </w:r>
-          </w:p>
-        </w:tc>
-        <w:tc>
-          <w:tcPr>
-            <w:tcW w:type="dxa" w:w="1247"/>
-            <w:vAlign w:val="center"/>
-          </w:tcPr>
-          <w:p>
-            <w:pPr>
-              <w:spacing w:before="20" w:after="20"/>
-              <w:jc w:val="right"/>
-            </w:pPr>
-            <w:r>
-              <w:rPr>
-                <w:rFonts w:ascii="游ゴシック" w:hAnsi="游ゴシック" w:eastAsia="游ゴシック"/>
-                <w:b w:val="0"/>
-                <w:i w:val="0"/>
-                <w:sz w:val="17"/>
-              </w:rPr>
-              <w:t>2.0</w:t>
-            </w:r>
-          </w:p>
-        </w:tc>
-      </w:tr>
-      <w:tr>
-        <w:tc>
-          <w:tcPr>
-            <w:tcW w:type="dxa" w:w="1361"/>
-            <w:vAlign w:val="center"/>
-          </w:tcPr>
-          <w:p>
-            <w:pPr>
-              <w:spacing w:before="20" w:after="20"/>
-            </w:pPr>
-            <w:r>
-              <w:rPr>
-                <w:rFonts w:ascii="游ゴシック" w:hAnsi="游ゴシック" w:eastAsia="游ゴシック"/>
-                <w:b w:val="0"/>
-                <w:i w:val="0"/>
-                <w:sz w:val="17"/>
-              </w:rPr>
-              <w:t>10月5日（月）</w:t>
-            </w:r>
-          </w:p>
-        </w:tc>
-        <w:tc>
-          <w:tcPr>
-            <w:tcW w:type="dxa" w:w="510"/>
-            <w:vAlign w:val="center"/>
-          </w:tcPr>
-          <w:p>
-            <w:pPr>
-              <w:spacing w:before="20" w:after="20"/>
-              <w:jc w:val="right"/>
-            </w:pPr>
-            <w:r>
-              <w:rPr>
-                <w:rFonts w:ascii="游ゴシック" w:hAnsi="游ゴシック" w:eastAsia="游ゴシック"/>
-                <w:b w:val="0"/>
-                <w:i w:val="0"/>
-                <w:sz w:val="17"/>
-              </w:rPr>
-              <w:t>3</w:t>
-            </w:r>
-          </w:p>
-        </w:tc>
-        <w:tc>
-          <w:tcPr>
-            <w:tcW w:type="dxa" w:w="567"/>
-            <w:vAlign w:val="center"/>
-          </w:tcPr>
-          <w:p>
-            <w:pPr>
-              <w:spacing w:before="20" w:after="20"/>
-            </w:pPr>
-            <w:r>
-              <w:rPr>
-                <w:rFonts w:ascii="游ゴシック" w:hAnsi="游ゴシック" w:eastAsia="游ゴシック"/>
-                <w:b w:val="0"/>
-                <w:i w:val="0"/>
-                <w:sz w:val="17"/>
-              </w:rPr>
-              <w:t>T6</w:t>
-            </w:r>
-          </w:p>
-        </w:tc>
-        <w:tc>
-          <w:tcPr>
-            <w:tcW w:type="dxa" w:w="6066"/>
-            <w:vAlign w:val="center"/>
-          </w:tcPr>
-          <w:p>
-            <w:pPr>
-              <w:spacing w:before="20" w:after="20"/>
-            </w:pPr>
-            <w:r>
-              <w:rPr>
-                <w:rFonts w:ascii="游ゴシック" w:hAnsi="游ゴシック" w:eastAsia="游ゴシック"/>
-                <w:b w:val="0"/>
-                <w:i w:val="0"/>
-                <w:sz w:val="17"/>
-              </w:rPr>
-              <w:t>見える化 医療・リハビリの出力依頼（絞り込み）</w:t>
-            </w:r>
-          </w:p>
-        </w:tc>
-        <w:tc>
-          <w:tcPr>
-            <w:tcW w:type="dxa" w:w="1247"/>
-            <w:vAlign w:val="center"/>
-          </w:tcPr>
-          <w:p>
-            <w:pPr>
-              <w:spacing w:before="20" w:after="20"/>
-              <w:jc w:val="right"/>
-            </w:pPr>
-            <w:r>
-              <w:rPr>
-                <w:rFonts w:ascii="游ゴシック" w:hAnsi="游ゴシック" w:eastAsia="游ゴシック"/>
-                <w:b w:val="0"/>
-                <w:i w:val="0"/>
-                <w:sz w:val="17"/>
-              </w:rPr>
-              <w:t>2.0</w:t>
-            </w:r>
-          </w:p>
-        </w:tc>
-      </w:tr>
-      <w:tr>
-        <w:tc>
-          <w:tcPr>
-            <w:tcW w:type="dxa" w:w="1361"/>
-            <w:vAlign w:val="center"/>
-          </w:tcPr>
-          <w:p>
-            <w:pPr>
-              <w:spacing w:before="20" w:after="20"/>
-            </w:pPr>
-            <w:r>
-              <w:rPr>
-                <w:rFonts w:ascii="游ゴシック" w:hAnsi="游ゴシック" w:eastAsia="游ゴシック"/>
-                <w:b w:val="0"/>
-                <w:i w:val="0"/>
-                <w:sz w:val="17"/>
-              </w:rPr>
-              <w:t>10月5日（月）</w:t>
-            </w:r>
-          </w:p>
-        </w:tc>
-        <w:tc>
-          <w:tcPr>
-            <w:tcW w:type="dxa" w:w="510"/>
-            <w:vAlign w:val="center"/>
-          </w:tcPr>
-          <w:p>
-            <w:pPr>
-              <w:spacing w:before="20" w:after="20"/>
-              <w:jc w:val="right"/>
-            </w:pPr>
-            <w:r>
-              <w:rPr>
-                <w:rFonts w:ascii="游ゴシック" w:hAnsi="游ゴシック" w:eastAsia="游ゴシック"/>
-                <w:b w:val="0"/>
-                <w:i w:val="0"/>
-                <w:sz w:val="17"/>
-              </w:rPr>
-              <w:t>4</w:t>
-            </w:r>
-          </w:p>
-        </w:tc>
-        <w:tc>
-          <w:tcPr>
-            <w:tcW w:type="dxa" w:w="567"/>
-            <w:vAlign w:val="center"/>
-          </w:tcPr>
-          <w:p>
-            <w:pPr>
-              <w:spacing w:before="20" w:after="20"/>
-            </w:pPr>
-            <w:r>
-              <w:rPr>
-                <w:rFonts w:ascii="游ゴシック" w:hAnsi="游ゴシック" w:eastAsia="游ゴシック"/>
-                <w:b w:val="0"/>
-                <w:i w:val="0"/>
-                <w:sz w:val="17"/>
-              </w:rPr>
-              <w:t>T7</w:t>
-            </w:r>
-          </w:p>
-        </w:tc>
-        <w:tc>
-          <w:tcPr>
-            <w:tcW w:type="dxa" w:w="6066"/>
-            <w:vAlign w:val="center"/>
-          </w:tcPr>
-          <w:p>
-            <w:pPr>
-              <w:spacing w:before="20" w:after="20"/>
-            </w:pPr>
-            <w:r>
-              <w:rPr>
-                <w:rFonts w:ascii="游ゴシック" w:hAnsi="游ゴシック" w:eastAsia="游ゴシック"/>
-                <w:b w:val="0"/>
-                <w:i w:val="0"/>
-                <w:sz w:val="17"/>
-              </w:rPr>
-              <w:t>成果品②（サービス見込量推計結果報告書）の仕上げ</w:t>
-            </w:r>
-          </w:p>
-        </w:tc>
-        <w:tc>
-          <w:tcPr>
-            <w:tcW w:type="dxa" w:w="1247"/>
-            <w:vAlign w:val="center"/>
-          </w:tcPr>
-          <w:p>
-            <w:pPr>
-              <w:spacing w:before="20" w:after="20"/>
-              <w:jc w:val="right"/>
-            </w:pPr>
-            <w:r>
-              <w:rPr>
-                <w:rFonts w:ascii="游ゴシック" w:hAnsi="游ゴシック" w:eastAsia="游ゴシック"/>
-                <w:b w:val="0"/>
-                <w:i w:val="0"/>
-                <w:sz w:val="17"/>
-              </w:rPr>
-              <w:t>4.0</w:t>
-            </w:r>
-          </w:p>
-        </w:tc>
-      </w:tr>
-      <w:tr>
-        <w:tc>
-          <w:tcPr>
-            <w:tcW w:type="dxa" w:w="1361"/>
-            <w:vAlign w:val="center"/>
-          </w:tcPr>
-          <w:p>
-            <w:pPr>
-              <w:spacing w:before="20" w:after="20"/>
-            </w:pPr>
-            <w:r>
-              <w:rPr>
-                <w:rFonts w:ascii="游ゴシック" w:hAnsi="游ゴシック" w:eastAsia="游ゴシック"/>
-                <w:b w:val="0"/>
-                <w:i w:val="0"/>
-                <w:sz w:val="17"/>
-              </w:rPr>
-              <w:t>10月5日（月）</w:t>
-            </w:r>
-          </w:p>
-        </w:tc>
-        <w:tc>
-          <w:tcPr>
-            <w:tcW w:type="dxa" w:w="510"/>
-            <w:vAlign w:val="center"/>
-          </w:tcPr>
-          <w:p>
-            <w:pPr>
-              <w:spacing w:before="20" w:after="20"/>
-              <w:jc w:val="right"/>
-            </w:pPr>
-            <w:r>
-              <w:rPr>
-                <w:rFonts w:ascii="游ゴシック" w:hAnsi="游ゴシック" w:eastAsia="游ゴシック"/>
-                <w:b w:val="0"/>
-                <w:i w:val="0"/>
-                <w:sz w:val="17"/>
-              </w:rPr>
-              <w:t>5</w:t>
-            </w:r>
-          </w:p>
-        </w:tc>
-        <w:tc>
-          <w:tcPr>
-            <w:tcW w:type="dxa" w:w="567"/>
-            <w:vAlign w:val="center"/>
-          </w:tcPr>
-          <w:p>
-            <w:pPr>
-              <w:spacing w:before="20" w:after="20"/>
-            </w:pPr>
-            <w:r>
-              <w:rPr>
-                <w:rFonts w:ascii="游ゴシック" w:hAnsi="游ゴシック" w:eastAsia="游ゴシック"/>
-                <w:b w:val="0"/>
-                <w:i w:val="0"/>
-                <w:sz w:val="17"/>
-              </w:rPr>
-              <w:t>T8</w:t>
-            </w:r>
-          </w:p>
-        </w:tc>
-        <w:tc>
-          <w:tcPr>
-            <w:tcW w:type="dxa" w:w="6066"/>
-            <w:vAlign w:val="center"/>
-          </w:tcPr>
-          <w:p>
-            <w:pPr>
-              <w:spacing w:before="20" w:after="20"/>
-            </w:pPr>
-            <w:r>
-              <w:rPr>
-                <w:rFonts w:ascii="游ゴシック" w:hAnsi="游ゴシック" w:eastAsia="游ゴシック"/>
-                <w:b w:val="0"/>
-                <w:i w:val="0"/>
-                <w:sz w:val="17"/>
-              </w:rPr>
-              <w:t>骨子案を素案の6章構成に合わせる（第4版）</w:t>
-            </w:r>
-          </w:p>
-        </w:tc>
-        <w:tc>
-          <w:tcPr>
-            <w:tcW w:type="dxa" w:w="1247"/>
-            <w:vAlign w:val="center"/>
-          </w:tcPr>
-          <w:p>
-            <w:pPr>
-              <w:spacing w:before="20" w:after="20"/>
-              <w:jc w:val="right"/>
-            </w:pPr>
-            <w:r>
-              <w:rPr>
-                <w:rFonts w:ascii="游ゴシック" w:hAnsi="游ゴシック" w:eastAsia="游ゴシック"/>
-                <w:b w:val="0"/>
-                <w:i w:val="0"/>
-                <w:sz w:val="17"/>
-              </w:rPr>
-              <w:t>2.5</w:t>
-            </w:r>
-          </w:p>
-        </w:tc>
-      </w:tr>
-      <w:tr>
-        <w:tc>
-          <w:tcPr>
-            <w:tcW w:type="dxa" w:w="1361"/>
-            <w:vAlign w:val="center"/>
-          </w:tcPr>
-          <w:p>
-            <w:pPr>
-              <w:spacing w:before="20" w:after="20"/>
-            </w:pPr>
-            <w:r>
-              <w:rPr>
-                <w:rFonts w:ascii="游ゴシック" w:hAnsi="游ゴシック" w:eastAsia="游ゴシック"/>
-                <w:b w:val="0"/>
-                <w:i w:val="0"/>
-                <w:sz w:val="17"/>
-              </w:rPr>
-              <w:t>10月5日（月）</w:t>
-            </w:r>
-          </w:p>
-        </w:tc>
-        <w:tc>
-          <w:tcPr>
-            <w:tcW w:type="dxa" w:w="510"/>
-            <w:vAlign w:val="center"/>
-          </w:tcPr>
-          <w:p>
-            <w:pPr>
-              <w:spacing w:before="20" w:after="20"/>
-              <w:jc w:val="right"/>
-            </w:pPr>
-            <w:r>
-              <w:rPr>
-                <w:rFonts w:ascii="游ゴシック" w:hAnsi="游ゴシック" w:eastAsia="游ゴシック"/>
-                <w:b w:val="0"/>
-                <w:i w:val="0"/>
-                <w:sz w:val="17"/>
-              </w:rPr>
-              <w:t>6</w:t>
-            </w:r>
-          </w:p>
-        </w:tc>
-        <w:tc>
-          <w:tcPr>
-            <w:tcW w:type="dxa" w:w="567"/>
-            <w:vAlign w:val="center"/>
-          </w:tcPr>
-          <w:p>
-            <w:pPr>
-              <w:spacing w:before="20" w:after="20"/>
-            </w:pPr>
-            <w:r>
-              <w:rPr>
-                <w:rFonts w:ascii="游ゴシック" w:hAnsi="游ゴシック" w:eastAsia="游ゴシック"/>
-                <w:b w:val="0"/>
-                <w:i w:val="0"/>
-                <w:sz w:val="17"/>
-              </w:rPr>
-              <w:t>T13</w:t>
-            </w:r>
-          </w:p>
-        </w:tc>
-        <w:tc>
-          <w:tcPr>
-            <w:tcW w:type="dxa" w:w="6066"/>
-            <w:vAlign w:val="center"/>
-          </w:tcPr>
-          <w:p>
-            <w:pPr>
-              <w:spacing w:before="20" w:after="20"/>
-            </w:pPr>
-            <w:r>
-              <w:rPr>
-                <w:rFonts w:ascii="游ゴシック" w:hAnsi="游ゴシック" w:eastAsia="游ゴシック"/>
-                <w:b w:val="0"/>
-                <w:i w:val="0"/>
-                <w:sz w:val="17"/>
-              </w:rPr>
-              <w:t>印刷の仕様書と見積依頼の様式</w:t>
-            </w:r>
-          </w:p>
-        </w:tc>
-        <w:tc>
-          <w:tcPr>
-            <w:tcW w:type="dxa" w:w="1247"/>
-            <w:vAlign w:val="center"/>
-          </w:tcPr>
-          <w:p>
-            <w:pPr>
-              <w:spacing w:before="20" w:after="20"/>
-              <w:jc w:val="right"/>
-            </w:pPr>
-            <w:r>
-              <w:rPr>
-                <w:rFonts w:ascii="游ゴシック" w:hAnsi="游ゴシック" w:eastAsia="游ゴシック"/>
-                <w:b w:val="0"/>
-                <w:i w:val="0"/>
-                <w:sz w:val="17"/>
-              </w:rPr>
-              <w:t>1.5</w:t>
             </w:r>
           </w:p>
         </w:tc>

--- a/小野町_引継ぎ_整理済/17_業務進捗管理/小野町_ペンディング整理と作業順位_20261005.docx
+++ b/小野町_引継ぎ_整理済/17_業務進捗管理/小野町_ペンディング整理と作業順位_20261005.docx
@@ -1479,7 +1479,7 @@
           <w:i w:val="0"/>
           <w:sz w:val="21"/>
         </w:rPr>
-        <w:t>町・国・県の回答を待たずに進められる作業は15件・41.0時間分あり、うち11件（27.0時間）が令和8年10月5日までに済んでいます。</w:t>
+        <w:t>町・国・県の回答を待たずに進められる作業は15件・41.0時間分あり、うち13件（33.0時間）が令和8年10月5日までに済んでいます。</w:t>
       </w:r>
       <w:r>
         <w:rPr>
@@ -1488,7 +1488,7 @@
           <w:i w:val="0"/>
           <w:sz w:val="21"/>
         </w:rPr>
-        <w:t>令和8年10月6日は残り4件のうち2件（6.0時間）に着手します。</w:t>
+        <w:t>令和8年10月6日は残り2件のうち2件（8.0時間）に着手します。</w:t>
       </w:r>
     </w:p>
     <w:p>
@@ -1502,7 +1502,7 @@
           <w:i w:val="0"/>
           <w:sz w:val="21"/>
         </w:rPr>
-        <w:t>進捗の乖離を測ったところ、高齢者計画は予定より+15.4ポイント、障がい計画は-17.5ポイントでした。</w:t>
+        <w:t>進捗の乖離を測ったところ、高齢者計画は予定より+16.0ポイント、障がい計画は-17.5ポイントでした。</w:t>
       </w:r>
       <w:r>
         <w:rPr>
@@ -18778,7 +18778,7 @@
                 <w:i w:val="0"/>
                 <w:sz w:val="17"/>
               </w:rPr>
-              <w:t>54.9％</w:t>
+              <w:t>54.8％</w:t>
             </w:r>
           </w:p>
         </w:tc>
@@ -18799,7 +18799,7 @@
                 <w:i w:val="0"/>
                 <w:sz w:val="17"/>
               </w:rPr>
-              <w:t>70.3％</w:t>
+              <w:t>70.7％</w:t>
             </w:r>
           </w:p>
         </w:tc>
@@ -18820,7 +18820,7 @@
                 <w:i w:val="0"/>
                 <w:sz w:val="17"/>
               </w:rPr>
-              <w:t>+15.4pt</w:t>
+              <w:t>+16.0pt</w:t>
             </w:r>
           </w:p>
         </w:tc>
@@ -19047,7 +19047,7 @@
           <w:i w:val="0"/>
           <w:sz w:val="21"/>
         </w:rPr>
-        <w:t>高齢者計画は予定を+15.4ポイント上回っています。</w:t>
+        <w:t>高齢者計画は予定を+16.0ポイント上回っています。</w:t>
       </w:r>
       <w:r>
         <w:rPr>
@@ -23273,7 +23273,7 @@
           <w:i w:val="0"/>
           <w:sz w:val="21"/>
         </w:rPr>
-        <w:t>うち11件・27.0時間は令和8年10月5日までに済みました。</w:t>
+        <w:t>うち13件・33.0時間は令和8年10月5日までに済みました。</w:t>
       </w:r>
       <w:r>
         <w:rPr>
@@ -25088,7 +25088,7 @@
                 <w:i w:val="0"/>
                 <w:sz w:val="17"/>
               </w:rPr>
-              <w:t>10月6日（火）</w:t>
+              <w:t>10月5日（月）</w:t>
             </w:r>
           </w:p>
         </w:tc>
@@ -25104,11 +25104,11 @@
             <w:r>
               <w:rPr>
                 <w:rFonts w:ascii="游ゴシック" w:hAnsi="游ゴシック" w:eastAsia="游ゴシック"/>
-                <w:b w:val="0"/>
-                <w:i w:val="0"/>
-                <w:sz w:val="17"/>
-              </w:rPr>
-              <w:t>未着手</w:t>
+                <w:b/>
+                <w:i w:val="0"/>
+                <w:sz w:val="17"/>
+              </w:rPr>
+              <w:t>完了（10月5日（月））</w:t>
             </w:r>
           </w:p>
         </w:tc>
@@ -25220,7 +25220,7 @@
                 <w:i w:val="0"/>
                 <w:sz w:val="17"/>
               </w:rPr>
-              <w:t>10月6日（火）</w:t>
+              <w:t>10月5日（月）</w:t>
             </w:r>
           </w:p>
         </w:tc>
@@ -25236,11 +25236,11 @@
             <w:r>
               <w:rPr>
                 <w:rFonts w:ascii="游ゴシック" w:hAnsi="游ゴシック" w:eastAsia="游ゴシック"/>
-                <w:b w:val="0"/>
-                <w:i w:val="0"/>
-                <w:sz w:val="17"/>
-              </w:rPr>
-              <w:t>未着手</w:t>
+                <w:b/>
+                <w:i w:val="0"/>
+                <w:sz w:val="17"/>
+              </w:rPr>
+              <w:t>完了（10月5日（月））</w:t>
             </w:r>
           </w:p>
         </w:tc>
@@ -25352,7 +25352,7 @@
                 <w:i w:val="0"/>
                 <w:sz w:val="17"/>
               </w:rPr>
-              <w:t>10月7日（水）</w:t>
+              <w:t>10月6日（火）</w:t>
             </w:r>
           </w:p>
         </w:tc>
@@ -25484,7 +25484,7 @@
                 <w:i w:val="0"/>
                 <w:sz w:val="17"/>
               </w:rPr>
-              <w:t>10月7日（水）</w:t>
+              <w:t>10月6日（火）</w:t>
             </w:r>
           </w:p>
         </w:tc>
@@ -25562,7 +25562,7 @@
           <w:i w:val="0"/>
           <w:sz w:val="21"/>
         </w:rPr>
-        <w:t>2件・6.0時間。いずれも外部の回答を要しません。</w:t>
+        <w:t>2件・8.0時間。いずれも外部の回答を要しません。</w:t>
       </w:r>
       <w:r>
         <w:rPr>
@@ -25787,7 +25787,7 @@
                 <w:i w:val="0"/>
                 <w:sz w:val="17"/>
               </w:rPr>
-              <w:t>T9</w:t>
+              <w:t>T12</w:t>
             </w:r>
           </w:p>
         </w:tc>
@@ -25807,7 +25807,7 @@
                 <w:i w:val="0"/>
                 <w:sz w:val="17"/>
               </w:rPr>
-              <w:t>協議会 第2回の資料の骨格</w:t>
+              <w:t>障がい計画の素案の改訂（第2版）</w:t>
             </w:r>
           </w:p>
         </w:tc>
@@ -25828,7 +25828,7 @@
                 <w:i w:val="0"/>
                 <w:sz w:val="17"/>
               </w:rPr>
-              <w:t>4.0</w:t>
+              <w:t>6.0</w:t>
             </w:r>
           </w:p>
         </w:tc>
@@ -25848,16 +25848,25 @@
                 <w:i w:val="0"/>
                 <w:sz w:val="17"/>
               </w:rPr>
-              <w:t>骨子案・見込量・保険料の2案・成果指標案がそろっている。</w:t>
-            </w:r>
-            <w:r>
-              <w:rPr>
-                <w:rFonts w:ascii="游ゴシック" w:hAnsi="游ゴシック" w:eastAsia="游ゴシック"/>
-                <w:b w:val="0"/>
-                <w:i w:val="0"/>
-                <w:sz w:val="17"/>
-              </w:rPr>
-              <w:t>11月開催であり、開催日が決まってから作り始めると間に合わない</w:t>
+              <w:t>外部条件に依存しない。</w:t>
+            </w:r>
+            <w:r>
+              <w:rPr>
+                <w:rFonts w:ascii="游ゴシック" w:hAnsi="游ゴシック" w:eastAsia="游ゴシック"/>
+                <w:b w:val="0"/>
+                <w:i w:val="0"/>
+                <w:sz w:val="17"/>
+              </w:rPr>
+              <w:t>障がい計画の律速要因そのもので、</w:t>
+            </w:r>
+            <w:r>
+              <w:rPr>
+                <w:rFonts w:ascii="游ゴシック" w:hAnsi="游ゴシック" w:eastAsia="游ゴシック"/>
+                <w:b/>
+                <w:i w:val="0"/>
+                <w:sz w:val="17"/>
+              </w:rPr>
+              <w:t>調査が動き出したときに素案づくりが律速にならないようにする</w:t>
             </w:r>
           </w:p>
         </w:tc>
@@ -25900,7 +25909,7 @@
                 <w:i w:val="0"/>
                 <w:sz w:val="17"/>
               </w:rPr>
-              <w:t>T11</w:t>
+              <w:t>T14</w:t>
             </w:r>
           </w:p>
         </w:tc>
@@ -25920,7 +25929,7 @@
                 <w:i w:val="0"/>
                 <w:sz w:val="17"/>
               </w:rPr>
-              <w:t>概要版（8頁）のページ割りと図の割付</w:t>
+              <w:t>一次資料との突合の対象を広げる</w:t>
             </w:r>
           </w:p>
         </w:tc>
@@ -25961,16 +25970,16 @@
                 <w:i w:val="0"/>
                 <w:sz w:val="17"/>
               </w:rPr>
-              <w:t>構成案は作成済みで、素案の図が5点そろった。</w:t>
-            </w:r>
-            <w:r>
-              <w:rPr>
-                <w:rFonts w:ascii="游ゴシック" w:hAnsi="游ゴシック" w:eastAsia="游ゴシック"/>
-                <w:b w:val="0"/>
-                <w:i w:val="0"/>
-                <w:sz w:val="17"/>
-              </w:rPr>
-              <w:t>図の割付を先にやっておくと、素案の図を作るときに使い回せる</w:t>
+              <w:t>原本（年報・国保連月報・交付金の集計表）が手元にある。</w:t>
+            </w:r>
+            <w:r>
+              <w:rPr>
+                <w:rFonts w:ascii="游ゴシック" w:hAnsi="游ゴシック" w:eastAsia="游ゴシック"/>
+                <w:b/>
+                <w:i w:val="0"/>
+                <w:sz w:val="17"/>
+              </w:rPr>
+              <w:t>10月5日に一次資料の台帳を作ったので、突合の対象を増やすと素案の関連データの裏づけも同時に厚くなる</w:t>
             </w:r>
           </w:p>
         </w:tc>
@@ -26138,214 +26147,6 @@
                 <w:sz w:val="17"/>
               </w:rPr>
               <w:t>時間</w:t>
-            </w:r>
-          </w:p>
-        </w:tc>
-      </w:tr>
-      <w:tr>
-        <w:tc>
-          <w:tcPr>
-            <w:tcW w:type="dxa" w:w="1361"/>
-            <w:vAlign w:val="center"/>
-          </w:tcPr>
-          <w:p>
-            <w:pPr>
-              <w:spacing w:before="20" w:after="20"/>
-            </w:pPr>
-            <w:r>
-              <w:rPr>
-                <w:rFonts w:ascii="游ゴシック" w:hAnsi="游ゴシック" w:eastAsia="游ゴシック"/>
-                <w:b w:val="0"/>
-                <w:i w:val="0"/>
-                <w:sz w:val="17"/>
-              </w:rPr>
-              <w:t>10月7日（水）</w:t>
-            </w:r>
-          </w:p>
-        </w:tc>
-        <w:tc>
-          <w:tcPr>
-            <w:tcW w:type="dxa" w:w="510"/>
-            <w:vAlign w:val="center"/>
-          </w:tcPr>
-          <w:p>
-            <w:pPr>
-              <w:spacing w:before="20" w:after="20"/>
-              <w:jc w:val="right"/>
-            </w:pPr>
-            <w:r>
-              <w:rPr>
-                <w:rFonts w:ascii="游ゴシック" w:hAnsi="游ゴシック" w:eastAsia="游ゴシック"/>
-                <w:b w:val="0"/>
-                <w:i w:val="0"/>
-                <w:sz w:val="17"/>
-              </w:rPr>
-              <w:t>1</w:t>
-            </w:r>
-          </w:p>
-        </w:tc>
-        <w:tc>
-          <w:tcPr>
-            <w:tcW w:type="dxa" w:w="567"/>
-            <w:vAlign w:val="center"/>
-          </w:tcPr>
-          <w:p>
-            <w:pPr>
-              <w:spacing w:before="20" w:after="20"/>
-            </w:pPr>
-            <w:r>
-              <w:rPr>
-                <w:rFonts w:ascii="游ゴシック" w:hAnsi="游ゴシック" w:eastAsia="游ゴシック"/>
-                <w:b w:val="0"/>
-                <w:i w:val="0"/>
-                <w:sz w:val="17"/>
-              </w:rPr>
-              <w:t>T12</w:t>
-            </w:r>
-          </w:p>
-        </w:tc>
-        <w:tc>
-          <w:tcPr>
-            <w:tcW w:type="dxa" w:w="6066"/>
-            <w:vAlign w:val="center"/>
-          </w:tcPr>
-          <w:p>
-            <w:pPr>
-              <w:spacing w:before="20" w:after="20"/>
-            </w:pPr>
-            <w:r>
-              <w:rPr>
-                <w:rFonts w:ascii="游ゴシック" w:hAnsi="游ゴシック" w:eastAsia="游ゴシック"/>
-                <w:b w:val="0"/>
-                <w:i w:val="0"/>
-                <w:sz w:val="17"/>
-              </w:rPr>
-              <w:t>障がい計画の素案の改訂（第2版）</w:t>
-            </w:r>
-          </w:p>
-        </w:tc>
-        <w:tc>
-          <w:tcPr>
-            <w:tcW w:type="dxa" w:w="1247"/>
-            <w:vAlign w:val="center"/>
-          </w:tcPr>
-          <w:p>
-            <w:pPr>
-              <w:spacing w:before="20" w:after="20"/>
-              <w:jc w:val="right"/>
-            </w:pPr>
-            <w:r>
-              <w:rPr>
-                <w:rFonts w:ascii="游ゴシック" w:hAnsi="游ゴシック" w:eastAsia="游ゴシック"/>
-                <w:b w:val="0"/>
-                <w:i w:val="0"/>
-                <w:sz w:val="17"/>
-              </w:rPr>
-              <w:t>6.0</w:t>
-            </w:r>
-          </w:p>
-        </w:tc>
-      </w:tr>
-      <w:tr>
-        <w:tc>
-          <w:tcPr>
-            <w:tcW w:type="dxa" w:w="1361"/>
-            <w:vAlign w:val="center"/>
-          </w:tcPr>
-          <w:p>
-            <w:pPr>
-              <w:spacing w:before="20" w:after="20"/>
-            </w:pPr>
-            <w:r>
-              <w:rPr>
-                <w:rFonts w:ascii="游ゴシック" w:hAnsi="游ゴシック" w:eastAsia="游ゴシック"/>
-                <w:b w:val="0"/>
-                <w:i w:val="0"/>
-                <w:sz w:val="17"/>
-              </w:rPr>
-              <w:t>10月7日（水）</w:t>
-            </w:r>
-          </w:p>
-        </w:tc>
-        <w:tc>
-          <w:tcPr>
-            <w:tcW w:type="dxa" w:w="510"/>
-            <w:vAlign w:val="center"/>
-          </w:tcPr>
-          <w:p>
-            <w:pPr>
-              <w:spacing w:before="20" w:after="20"/>
-              <w:jc w:val="right"/>
-            </w:pPr>
-            <w:r>
-              <w:rPr>
-                <w:rFonts w:ascii="游ゴシック" w:hAnsi="游ゴシック" w:eastAsia="游ゴシック"/>
-                <w:b w:val="0"/>
-                <w:i w:val="0"/>
-                <w:sz w:val="17"/>
-              </w:rPr>
-              <w:t>2</w:t>
-            </w:r>
-          </w:p>
-        </w:tc>
-        <w:tc>
-          <w:tcPr>
-            <w:tcW w:type="dxa" w:w="567"/>
-            <w:vAlign w:val="center"/>
-          </w:tcPr>
-          <w:p>
-            <w:pPr>
-              <w:spacing w:before="20" w:after="20"/>
-            </w:pPr>
-            <w:r>
-              <w:rPr>
-                <w:rFonts w:ascii="游ゴシック" w:hAnsi="游ゴシック" w:eastAsia="游ゴシック"/>
-                <w:b w:val="0"/>
-                <w:i w:val="0"/>
-                <w:sz w:val="17"/>
-              </w:rPr>
-              <w:t>T14</w:t>
-            </w:r>
-          </w:p>
-        </w:tc>
-        <w:tc>
-          <w:tcPr>
-            <w:tcW w:type="dxa" w:w="6066"/>
-            <w:vAlign w:val="center"/>
-          </w:tcPr>
-          <w:p>
-            <w:pPr>
-              <w:spacing w:before="20" w:after="20"/>
-            </w:pPr>
-            <w:r>
-              <w:rPr>
-                <w:rFonts w:ascii="游ゴシック" w:hAnsi="游ゴシック" w:eastAsia="游ゴシック"/>
-                <w:b w:val="0"/>
-                <w:i w:val="0"/>
-                <w:sz w:val="17"/>
-              </w:rPr>
-              <w:t>一次資料との突合の対象を広げる</w:t>
-            </w:r>
-          </w:p>
-        </w:tc>
-        <w:tc>
-          <w:tcPr>
-            <w:tcW w:type="dxa" w:w="1247"/>
-            <w:vAlign w:val="center"/>
-          </w:tcPr>
-          <w:p>
-            <w:pPr>
-              <w:spacing w:before="20" w:after="20"/>
-              <w:jc w:val="right"/>
-            </w:pPr>
-            <w:r>
-              <w:rPr>
-                <w:rFonts w:ascii="游ゴシック" w:hAnsi="游ゴシック" w:eastAsia="游ゴシック"/>
-                <w:b w:val="0"/>
-                <w:i w:val="0"/>
-                <w:sz w:val="17"/>
-              </w:rPr>
-              <w:t>2.0</w:t>
             </w:r>
           </w:p>
         </w:tc>
@@ -27588,7 +27389,7 @@
                 <w:i w:val="0"/>
                 <w:sz w:val="17"/>
               </w:rPr>
-              <w:t>未着手</w:t>
+              <w:t>進行中</w:t>
             </w:r>
           </w:p>
         </w:tc>
